--- a/diagram/samples/gcp_ref.docx
+++ b/diagram/samples/gcp_ref.docx
@@ -27,7 +27,7 @@
       <w:r>
         <w:drawing>
           <wp:inline xmlns:a="http://schemas.openxmlformats.org/drawingml/2006/main" xmlns:pic="http://schemas.openxmlformats.org/drawingml/2006/picture">
-            <wp:extent cx="5943600" cy="3489915"/>
+            <wp:extent cx="5943600" cy="3578230"/>
             <wp:docPr id="1" name="Picture 1"/>
             <wp:cNvGraphicFramePr>
               <a:graphicFrameLocks noChangeAspect="1"/>
@@ -48,7 +48,7 @@
                   <pic:spPr>
                     <a:xfrm>
                       <a:off x="0" y="0"/>
-                      <a:ext cx="5943600" cy="3489915"/>
+                      <a:ext cx="5943600" cy="3578230"/>
                     </a:xfrm>
                     <a:prstGeom prst="rect"/>
                   </pic:spPr>
@@ -78,7 +78,7 @@
           <w:color w:val="606A78"/>
           <w:sz w:val="18"/>
         </w:rPr>
-        <w:t>GCP Reference Architecture — Global VPC</w:t>
+        <w:t>GCP Reference Architecture: Global VPC</w:t>
       </w:r>
     </w:p>
     <w:p>
@@ -94,7 +94,7 @@
         <w:t>VPC (global) 10.8.0.0/14</w:t>
       </w:r>
       <w:r>
-        <w:t xml:space="preserve"> — transparent, dashed network boundary, badged virtual private cloud (GCP) spanning the tiers it encloses</w:t>
+        <w:t>: transparent, dashed network boundary, badged virtual private cloud (GCP) spanning the tiers it encloses</w:t>
       </w:r>
     </w:p>
     <w:p>
@@ -110,7 +110,7 @@
         <w:t>Cloud DNS</w:t>
       </w:r>
       <w:r>
-        <w:t xml:space="preserve"> — dns (GCP) in Edge / Global; connects to Cloud CDN</w:t>
+        <w:t>: dns (GCP) in Edge / Global; connects to Cloud CDN</w:t>
       </w:r>
     </w:p>
     <w:p>
@@ -126,7 +126,7 @@
         <w:t>Cloud CDN</w:t>
       </w:r>
       <w:r>
-        <w:t xml:space="preserve"> — cdn (GCP) in Edge / Global; connects to Cloud Armor</w:t>
+        <w:t>: cdn (GCP) in Edge / Global; connects to Cloud Armor</w:t>
       </w:r>
     </w:p>
     <w:p>
@@ -142,7 +142,7 @@
         <w:t>Cloud Armor</w:t>
       </w:r>
       <w:r>
-        <w:t xml:space="preserve"> — armor (GCP) in Edge / Global; HTTPS to Global external LB</w:t>
+        <w:t>: armor (GCP) in Edge / Global; HTTPS to Global external LB</w:t>
       </w:r>
     </w:p>
     <w:p>
@@ -158,7 +158,7 @@
         <w:t>Global external LB</w:t>
       </w:r>
       <w:r>
-        <w:t xml:space="preserve"> — load balancing (GCP) in Global LB; connects to Cloud Run</w:t>
+        <w:t>: load balancing (GCP) in Global LB; connects to Cloud Run</w:t>
       </w:r>
     </w:p>
     <w:p>
@@ -174,7 +174,7 @@
         <w:t>Cloud Run</w:t>
       </w:r>
       <w:r>
-        <w:t xml:space="preserve"> — run (GCP) in Region: us-central1; gRPC to GKE regional</w:t>
+        <w:t>: run (GCP) in Region: us-central1; gRPC to GKE regional</w:t>
       </w:r>
     </w:p>
     <w:p>
@@ -190,7 +190,7 @@
         <w:t>GKE regional</w:t>
       </w:r>
       <w:r>
-        <w:t xml:space="preserve"> — kubernetes engine (GCP) in Region: us-central1; SQL to Cloud SQL primary, cache to Memorystore, publishes events to Pub/Sub</w:t>
+        <w:t>: kubernetes engine (GCP) in Region: us-central1; SQL to Cloud SQL primary, cache to Memorystore, publishes events to Pub/Sub</w:t>
       </w:r>
     </w:p>
     <w:p>
@@ -206,7 +206,7 @@
         <w:t>Cloud SQL primary</w:t>
       </w:r>
       <w:r>
-        <w:t xml:space="preserve"> — sql (GCP) in Data; publishes replication to read replica</w:t>
+        <w:t>: sql (GCP) in Data; publishes replication to read replica</w:t>
       </w:r>
     </w:p>
     <w:p>
@@ -222,7 +222,7 @@
         <w:t>read replica</w:t>
       </w:r>
       <w:r>
-        <w:t xml:space="preserve"> — sql (GCP) in Data</w:t>
+        <w:t>: sql (GCP) in Data</w:t>
       </w:r>
     </w:p>
     <w:p>
@@ -238,7 +238,7 @@
         <w:t>Memorystore</w:t>
       </w:r>
       <w:r>
-        <w:t xml:space="preserve"> — memorystore (GCP) in Data</w:t>
+        <w:t>: memorystore (GCP) in Data</w:t>
       </w:r>
     </w:p>
     <w:p>
@@ -254,7 +254,7 @@
         <w:t>Pub/Sub</w:t>
       </w:r>
       <w:r>
-        <w:t xml:space="preserve"> — pubsub (GCP) in Messaging</w:t>
+        <w:t>: pubsub (GCP) in Messaging</w:t>
       </w:r>
     </w:p>
     <w:p>
@@ -270,7 +270,7 @@
         <w:t>Shared Services</w:t>
       </w:r>
       <w:r>
-        <w:t xml:space="preserve"> — cross-cutting services (Cloud IAM, Cloud KMS, Cloud Ops, Cloud Storage) applied to every tier — Cloud IAM / KMS / Ops  (all tiers)</w:t>
+        <w:t>: cross-cutting services (Cloud IAM, Cloud KMS, Cloud Ops, Cloud Storage) applied to every tier — Cloud IAM / KMS / Ops  (all tiers)</w:t>
       </w:r>
     </w:p>
     <w:sectPr>
